--- a/docs/Informe_ichaparro.docx
+++ b/docs/Informe_ichaparro.docx
@@ -252,34 +252,52 @@
         <w:rPr>
           <w:lang w:val="es-CO"/>
         </w:rPr>
-        <w:t>Toda la información, se optó por realizar una descarga local de la información, ya que vía API, se tenía un rate-limiting bastante estricto, y con el número de canciones habría tomado más tiempo que descargar todo el data set. De todas maneras, este proceso se hace automáticamente en el contenedor de Docker que se monta para la reproducibilidad del proyecto. En el archivo README están todas las instrucciones.</w:t>
-      </w:r>
-    </w:p>
-    <w:p>
-      <w:pPr>
-        <w:rPr>
-          <w:lang w:val="es-CO"/>
-        </w:rPr>
-      </w:pPr>
-    </w:p>
-    <w:p>
-      <w:pPr>
-        <w:rPr>
-          <w:lang w:val="es-CO"/>
-        </w:rPr>
-      </w:pPr>
-      <w:r>
-        <w:rPr>
-          <w:lang w:val="es-CO"/>
-        </w:rPr>
-        <w:t>Por un lado, M</w:t>
+        <w:t>Para todas las fuentes</w:t>
+      </w:r>
+      <w:r>
+        <w:rPr>
+          <w:lang w:val="es-CO"/>
+        </w:rPr>
+        <w:t xml:space="preserve">, se optó por realizar una descarga local de la información, ya que vía API, se tenía un rate-limiting bastante estricto, y con el número de canciones habría tomado </w:t>
+      </w:r>
+      <w:r>
+        <w:rPr>
+          <w:lang w:val="es-CO"/>
+        </w:rPr>
+        <w:t>más</w:t>
+      </w:r>
+      <w:r>
+        <w:rPr>
+          <w:lang w:val="es-CO"/>
+        </w:rPr>
+        <w:t xml:space="preserve"> tiempo que descargar todo el data set. De todas maneras, este proceso se hace automáticamente en el contenedor de Docker que se monta para la reproducibilidad del proyecto. En el archivo README están todas las instrucciones.</w:t>
+      </w:r>
+    </w:p>
+    <w:p>
+      <w:pPr>
+        <w:rPr>
+          <w:lang w:val="es-CO"/>
+        </w:rPr>
+      </w:pPr>
+    </w:p>
+    <w:p>
+      <w:pPr>
+        <w:rPr>
+          <w:lang w:val="es-CO"/>
+        </w:rPr>
+      </w:pPr>
+      <w:r>
+        <w:rPr>
+          <w:lang w:val="es-CO"/>
+        </w:rPr>
+        <w:t xml:space="preserve">Por un lado, </w:t>
       </w:r>
       <w:proofErr w:type="spellStart"/>
       <w:r>
         <w:rPr>
           <w:lang w:val="es-CO"/>
         </w:rPr>
-        <w:t>usicBrainz</w:t>
+        <w:t>MusicBrainz</w:t>
       </w:r>
       <w:proofErr w:type="spellEnd"/>
       <w:r>
@@ -288,14 +306,12 @@
         </w:rPr>
         <w:t xml:space="preserve"> nos aporta grabaciones, </w:t>
       </w:r>
-      <w:proofErr w:type="spellStart"/>
-      <w:r>
-        <w:rPr>
-          <w:lang w:val="es-CO"/>
-        </w:rPr>
-        <w:t>lanzaientos</w:t>
-      </w:r>
-      <w:proofErr w:type="spellEnd"/>
+      <w:r>
+        <w:rPr>
+          <w:lang w:val="es-CO"/>
+        </w:rPr>
+        <w:t>lanzamientos</w:t>
+      </w:r>
       <w:r>
         <w:rPr>
           <w:lang w:val="es-CO"/>
@@ -985,7 +1001,7 @@
         <w:t>Una edición por grabación.</w:t>
       </w:r>
       <w:r>
-        <w:t xml:space="preserve"> Una misma canción puede estar en decenas de discos distintos, así que se elige siempre la edición más antigua. Solo 13 grabaciones se quedan sin ninguna.</w:t>
+        <w:t xml:space="preserve"> Una misma canción puede estar en decenas de discos distintos, así que se elige siempre la edición más antigua. </w:t>
       </w:r>
     </w:p>
     <w:p>
@@ -1013,7 +1029,19 @@
         <w:t>Una versión por canción en AcousticBrainz.</w:t>
       </w:r>
       <w:r>
-        <w:t xml:space="preserve"> Esa fuente trae varios envíos por grabación; se queda solo uno, siempre el mismo criterio, para que el resultado sea reproducible.</w:t>
+        <w:t xml:space="preserve"> </w:t>
+      </w:r>
+      <w:r>
+        <w:t>Es</w:t>
+      </w:r>
+      <w:r>
+        <w:t>t</w:t>
+      </w:r>
+      <w:r>
+        <w:t>a fuente</w:t>
+      </w:r>
+      <w:r>
+        <w:t xml:space="preserve"> trae varios envíos por grabación; se queda solo uno, siempre el mismo criterio, para que el resultado sea reproducible.</w:t>
       </w:r>
     </w:p>
     <w:p>
@@ -1027,7 +1055,13 @@
         <w:t>AcousticBrainz solo cubre 45.211 de las 80.719 grabaciones encontradas (56 %).</w:t>
       </w:r>
       <w:r>
-        <w:t xml:space="preserve"> Es una limitación de esa fuente, que dejó de actualizarse en 2022, no del proceso. Las canciones sin esos datos quedan con esos campos vacíos.</w:t>
+        <w:t xml:space="preserve"> Es una limitación de es</w:t>
+      </w:r>
+      <w:r>
+        <w:t>t</w:t>
+      </w:r>
+      <w:r>
+        <w:t>a fuente, que dejó de actualizarse en 2022. Las canciones sin esos datos quedan con esos campos vacíos.</w:t>
       </w:r>
     </w:p>
     <w:p/>
@@ -1110,7 +1144,19 @@
         <w:t>24–28 %:</w:t>
       </w:r>
       <w:r>
-        <w:t xml:space="preserve"> tags_grabacion (28 %) y artista_anio_fin (24 %), los más bajos: pocas grabaciones tienen etiquetas propias y la mayoría de artistas sigue activo.</w:t>
+        <w:t xml:space="preserve"> tags_grabacion (28 %) y artista_anio_fin (24 %), los más bajos: pocas grabaciones tienen etiquetas propias y </w:t>
+      </w:r>
+      <w:r>
+        <w:t>la mayoría de artistas sigue</w:t>
+      </w:r>
+      <w:r>
+        <w:t>n</w:t>
+      </w:r>
+      <w:r>
+        <w:t xml:space="preserve"> activo</w:t>
+      </w:r>
+      <w:r>
+        <w:t>s.</w:t>
       </w:r>
     </w:p>
     <w:p/>
@@ -1151,7 +1197,13 @@
     <w:p/>
     <w:p>
       <w:r>
-        <w:t>También se arregla el año: el MSD lo trae en 0 en 45.219 filas, y con el año de la edición más antigua se rellenan 24.116 de esas. La columna final anio queda con cobertura de 78.897 filas (78,9 %), y otra columna dice si ese año vino del MSD o de MusicBrainz.</w:t>
+        <w:t>También se arregla el año: el MSD lo trae en 0 en 45.219 filas, y con el año de la edición más antigua se rellenan 24.116 de esas. La columna final a</w:t>
+      </w:r>
+      <w:r>
+        <w:t xml:space="preserve">nio </w:t>
+      </w:r>
+      <w:r>
+        <w:t>queda con cobertura de 78.897 filas (78,9 %), y otra columna dice si ese año vino del MSD o de MusicBrainz.</w:t>
       </w:r>
     </w:p>
     <w:p/>
